--- a/docs/10_evaluation_and_testing.docx
+++ b/docs/10_evaluation_and_testing.docx
@@ -2016,24 +2016,24 @@
     </w:p>
     <w:p>
       <w:pPr>
-        <w:pStyle w:val="ListNumber"/>
+        <w:ind w:left="510" w:hanging="340"/>
       </w:pPr>
       <w:r>
         <w:rPr>
           <w:b w:val="0"/>
         </w:rPr>
-        <w:t>t=0.0 s: user says "Book a flight from Delhi to Mumbai".</w:t>
+        <w:t>1.  t=0.0 s: user says "Book a flight from Delhi to Mumbai".</w:t>
       </w:r>
     </w:p>
     <w:p>
       <w:pPr>
-        <w:pStyle w:val="ListNumber"/>
+        <w:ind w:left="510" w:hanging="340"/>
       </w:pPr>
       <w:r>
         <w:rPr>
           <w:b w:val="0"/>
         </w:rPr>
-        <w:t>t=0.8 s: user says "No wait, change it to Goa" (</w:t>
+        <w:t>2.  t=0.8 s: user says "No wait, change it to Goa" (</w:t>
       </w:r>
       <w:r>
         <w:rPr>
@@ -2051,8 +2051,14 @@
     </w:p>
     <w:p>
       <w:pPr>
-        <w:pStyle w:val="ListNumber"/>
+        <w:ind w:left="510" w:hanging="340"/>
       </w:pPr>
+      <w:r>
+        <w:rPr>
+          <w:b w:val="0"/>
+        </w:rPr>
+        <w:t xml:space="preserve">3.  </w:t>
+      </w:r>
       <w:r>
         <w:rPr>
           <w:rFonts w:ascii="Consolas" w:hAnsi="Consolas" w:eastAsia="Consolas"/>
@@ -2069,13 +2075,13 @@
     </w:p>
     <w:p>
       <w:pPr>
-        <w:pStyle w:val="ListNumber"/>
+        <w:ind w:left="510" w:hanging="340"/>
       </w:pPr>
       <w:r>
         <w:rPr>
           <w:b w:val="0"/>
         </w:rPr>
-        <w:t xml:space="preserve">The scripted LLM returns </w:t>
+        <w:t xml:space="preserve">4.  The scripted LLM returns </w:t>
       </w:r>
       <w:r>
         <w:rPr>
@@ -2106,13 +2112,13 @@
     </w:p>
     <w:p>
       <w:pPr>
-        <w:pStyle w:val="ListNumber"/>
+        <w:ind w:left="510" w:hanging="340"/>
       </w:pPr>
       <w:r>
         <w:rPr>
           <w:b w:val="0"/>
         </w:rPr>
-        <w:t xml:space="preserve">Expectation: exactly one completed </w:t>
+        <w:t xml:space="preserve">5.  Expectation: exactly one completed </w:t>
       </w:r>
       <w:r>
         <w:rPr>
@@ -2196,8 +2202,14 @@
     </w:p>
     <w:p>
       <w:pPr>
-        <w:pStyle w:val="ListNumber"/>
+        <w:ind w:left="510" w:hanging="340"/>
       </w:pPr>
+      <w:r>
+        <w:rPr>
+          <w:b w:val="0"/>
+        </w:rPr>
+        <w:t xml:space="preserve">1.  </w:t>
+      </w:r>
       <w:r>
         <w:rPr>
           <w:rFonts w:ascii="Consolas" w:hAnsi="Consolas" w:eastAsia="Consolas"/>
@@ -2227,13 +2239,13 @@
     </w:p>
     <w:p>
       <w:pPr>
-        <w:pStyle w:val="ListNumber"/>
+        <w:ind w:left="510" w:hanging="340"/>
       </w:pPr>
       <w:r>
         <w:rPr>
           <w:b w:val="0"/>
         </w:rPr>
-        <w:t xml:space="preserve">For each tool in </w:t>
+        <w:t xml:space="preserve">2.  For each tool in </w:t>
       </w:r>
       <w:r>
         <w:rPr>
@@ -2342,8 +2354,14 @@
     </w:p>
     <w:p>
       <w:pPr>
-        <w:pStyle w:val="ListNumber"/>
+        <w:ind w:left="510" w:hanging="340"/>
       </w:pPr>
+      <w:r>
+        <w:rPr>
+          <w:b w:val="0"/>
+        </w:rPr>
+        <w:t xml:space="preserve">3.  </w:t>
+      </w:r>
       <w:r>
         <w:rPr>
           <w:rFonts w:ascii="Consolas" w:hAnsi="Consolas" w:eastAsia="Consolas"/>
@@ -2425,13 +2443,13 @@
     </w:p>
     <w:p>
       <w:pPr>
-        <w:pStyle w:val="ListNumber"/>
+        <w:ind w:left="510" w:hanging="340"/>
       </w:pPr>
       <w:r>
         <w:rPr>
           <w:b w:val="0"/>
         </w:rPr>
-        <w:t xml:space="preserve">The wrapper catches </w:t>
+        <w:t xml:space="preserve">4.  The wrapper catches </w:t>
       </w:r>
       <w:r>
         <w:rPr>
@@ -3091,13 +3109,13 @@
     </w:p>
     <w:p>
       <w:pPr>
-        <w:pStyle w:val="ListNumber"/>
+        <w:ind w:left="510" w:hanging="340"/>
       </w:pPr>
       <w:r>
         <w:rPr>
           <w:b w:val="0"/>
         </w:rPr>
-        <w:t xml:space="preserve">Session id is </w:t>
+        <w:t xml:space="preserve">1.  Session id is </w:t>
       </w:r>
       <w:r>
         <w:rPr>
@@ -3154,13 +3172,13 @@
     </w:p>
     <w:p>
       <w:pPr>
-        <w:pStyle w:val="ListNumber"/>
+        <w:ind w:left="510" w:hanging="340"/>
       </w:pPr>
       <w:r>
         <w:rPr>
           <w:b w:val="0"/>
         </w:rPr>
-        <w:t xml:space="preserve">The LLM is </w:t>
+        <w:t xml:space="preserve">2.  The LLM is </w:t>
       </w:r>
       <w:r>
         <w:rPr>
@@ -3230,13 +3248,13 @@
     </w:p>
     <w:p>
       <w:pPr>
-        <w:pStyle w:val="ListNumber"/>
+        <w:ind w:left="510" w:hanging="340"/>
       </w:pPr>
       <w:r>
         <w:rPr>
           <w:b w:val="0"/>
         </w:rPr>
-        <w:t xml:space="preserve">Vision is </w:t>
+        <w:t xml:space="preserve">3.  Vision is </w:t>
       </w:r>
       <w:r>
         <w:rPr>
@@ -3306,13 +3324,13 @@
     </w:p>
     <w:p>
       <w:pPr>
-        <w:pStyle w:val="ListNumber"/>
+        <w:ind w:left="510" w:hanging="340"/>
       </w:pPr>
       <w:r>
         <w:rPr>
           <w:b w:val="0"/>
         </w:rPr>
-        <w:t xml:space="preserve">A </w:t>
+        <w:t xml:space="preserve">4.  A </w:t>
       </w:r>
       <w:r>
         <w:rPr>
@@ -3356,13 +3374,13 @@
     </w:p>
     <w:p>
       <w:pPr>
-        <w:pStyle w:val="ListNumber"/>
+        <w:ind w:left="510" w:hanging="340"/>
       </w:pPr>
       <w:r>
         <w:rPr>
           <w:b w:val="0"/>
         </w:rPr>
-        <w:t xml:space="preserve">In live mode, a </w:t>
+        <w:t xml:space="preserve">5.  In live mode, a </w:t>
       </w:r>
       <w:r>
         <w:rPr>
@@ -3393,13 +3411,13 @@
     </w:p>
     <w:p>
       <w:pPr>
-        <w:pStyle w:val="ListNumber"/>
+        <w:ind w:left="510" w:hanging="340"/>
       </w:pPr>
       <w:r>
         <w:rPr>
           <w:b w:val="0"/>
         </w:rPr>
-        <w:t>Warm-up: the intent classifier is called once in a thread (</w:t>
+        <w:t>6.  Warm-up: the intent classifier is called once in a thread (</w:t>
       </w:r>
       <w:r>
         <w:rPr>
@@ -3417,8 +3435,14 @@
     </w:p>
     <w:p>
       <w:pPr>
-        <w:pStyle w:val="ListNumber"/>
+        <w:ind w:left="510" w:hanging="340"/>
       </w:pPr>
+      <w:r>
+        <w:rPr>
+          <w:b w:val="0"/>
+        </w:rPr>
+        <w:t xml:space="preserve">7.  </w:t>
+      </w:r>
       <w:r>
         <w:rPr>
           <w:rFonts w:ascii="Consolas" w:hAnsi="Consolas" w:eastAsia="Consolas"/>
@@ -3539,13 +3563,13 @@
     </w:p>
     <w:p>
       <w:pPr>
-        <w:pStyle w:val="ListNumber"/>
+        <w:ind w:left="510" w:hanging="340"/>
       </w:pPr>
       <w:r>
         <w:rPr>
           <w:b w:val="0"/>
         </w:rPr>
-        <w:t xml:space="preserve">Per-step </w:t>
+        <w:t xml:space="preserve">8.  Per-step </w:t>
       </w:r>
       <w:r>
         <w:rPr>
@@ -3602,13 +3626,13 @@
     </w:p>
     <w:p>
       <w:pPr>
-        <w:pStyle w:val="ListNumber"/>
+        <w:ind w:left="510" w:hanging="340"/>
       </w:pPr>
       <w:r>
         <w:rPr>
           <w:b w:val="0"/>
         </w:rPr>
-        <w:t xml:space="preserve">Quiescence wait: poll every 100 ms until </w:t>
+        <w:t xml:space="preserve">9.  Quiescence wait: poll every 100 ms until </w:t>
       </w:r>
       <w:r>
         <w:rPr>
@@ -3691,8 +3715,14 @@
     </w:p>
     <w:p>
       <w:pPr>
-        <w:pStyle w:val="ListNumber"/>
+        <w:ind w:left="510" w:hanging="340"/>
       </w:pPr>
+      <w:r>
+        <w:rPr>
+          <w:b w:val="0"/>
+        </w:rPr>
+        <w:t xml:space="preserve">10.  </w:t>
+      </w:r>
       <w:r>
         <w:rPr>
           <w:rFonts w:ascii="Consolas" w:hAnsi="Consolas" w:eastAsia="Consolas"/>
@@ -5095,13 +5125,13 @@
     </w:p>
     <w:p>
       <w:pPr>
-        <w:pStyle w:val="ListNumber"/>
+        <w:ind w:left="510" w:hanging="340"/>
       </w:pPr>
       <w:r>
         <w:rPr>
           <w:b w:val="0"/>
         </w:rPr>
-        <w:t xml:space="preserve">Find </w:t>
+        <w:t xml:space="preserve">1.  Find </w:t>
       </w:r>
       <w:r>
         <w:rPr>
@@ -5157,8 +5187,14 @@
     </w:p>
     <w:p>
       <w:pPr>
-        <w:pStyle w:val="ListNumber"/>
+        <w:ind w:left="510" w:hanging="340"/>
       </w:pPr>
+      <w:r>
+        <w:rPr>
+          <w:b w:val="0"/>
+        </w:rPr>
+        <w:t xml:space="preserve">2.  </w:t>
+      </w:r>
       <w:r>
         <w:rPr>
           <w:rFonts w:ascii="Consolas" w:hAnsi="Consolas" w:eastAsia="Consolas"/>
@@ -5318,13 +5354,13 @@
     </w:p>
     <w:p>
       <w:pPr>
-        <w:pStyle w:val="ListNumber"/>
+        <w:ind w:left="510" w:hanging="340"/>
       </w:pPr>
       <w:r>
         <w:rPr>
           <w:b w:val="0"/>
         </w:rPr>
-        <w:t xml:space="preserve">If nothing was stale, the stimulus is vacuously fine (counted in </w:t>
+        <w:t xml:space="preserve">3.  If nothing was stale, the stimulus is vacuously fine (counted in </w:t>
       </w:r>
       <w:r>
         <w:rPr>
@@ -5342,13 +5378,13 @@
     </w:p>
     <w:p>
       <w:pPr>
-        <w:pStyle w:val="ListNumber"/>
+        <w:ind w:left="510" w:hanging="340"/>
       </w:pPr>
       <w:r>
         <w:rPr>
           <w:b w:val="0"/>
         </w:rPr>
-        <w:t xml:space="preserve">Otherwise: </w:t>
+        <w:t xml:space="preserve">4.  Otherwise: </w:t>
       </w:r>
       <w:r>
         <w:rPr>
@@ -5431,8 +5467,14 @@
     </w:p>
     <w:p>
       <w:pPr>
-        <w:pStyle w:val="ListNumber"/>
+        <w:ind w:left="510" w:hanging="340"/>
       </w:pPr>
+      <w:r>
+        <w:rPr>
+          <w:b w:val="0"/>
+        </w:rPr>
+        <w:t xml:space="preserve">5.  </w:t>
+      </w:r>
       <w:r>
         <w:rPr>
           <w:rFonts w:ascii="Consolas" w:hAnsi="Consolas" w:eastAsia="Consolas"/>
@@ -7608,13 +7650,13 @@
     </w:p>
     <w:p>
       <w:pPr>
-        <w:pStyle w:val="ListNumber"/>
+        <w:ind w:left="510" w:hanging="340"/>
       </w:pPr>
       <w:r>
         <w:rPr>
           <w:b w:val="0"/>
         </w:rPr>
-        <w:t xml:space="preserve">Select scenarios by set, </w:t>
+        <w:t xml:space="preserve">1.  Select scenarios by set, </w:t>
       </w:r>
       <w:r>
         <w:rPr>
@@ -7658,13 +7700,13 @@
     </w:p>
     <w:p>
       <w:pPr>
-        <w:pStyle w:val="ListNumber"/>
+        <w:ind w:left="510" w:hanging="340"/>
       </w:pPr>
       <w:r>
         <w:rPr>
           <w:b w:val="0"/>
         </w:rPr>
-        <w:t>If the MiniLM classifier is not enabled (</w:t>
+        <w:t>2.  If the MiniLM classifier is not enabled (</w:t>
       </w:r>
       <w:r>
         <w:rPr>
@@ -7708,24 +7750,24 @@
     </w:p>
     <w:p>
       <w:pPr>
-        <w:pStyle w:val="ListNumber"/>
+        <w:ind w:left="510" w:hanging="340"/>
       </w:pPr>
       <w:r>
         <w:rPr>
           <w:b w:val="0"/>
         </w:rPr>
-        <w:t>If any scenario uses voice, the Whisper model is loaded; if it is unavailable, voice scenarios are dropped.</w:t>
+        <w:t>3.  If any scenario uses voice, the Whisper model is loaded; if it is unavailable, voice scenarios are dropped.</w:t>
       </w:r>
     </w:p>
     <w:p>
       <w:pPr>
-        <w:pStyle w:val="ListNumber"/>
+        <w:ind w:left="510" w:hanging="340"/>
       </w:pPr>
       <w:r>
         <w:rPr>
           <w:b w:val="0"/>
         </w:rPr>
-        <w:t xml:space="preserve">Each scenario is run with </w:t>
+        <w:t xml:space="preserve">4.  Each scenario is run with </w:t>
       </w:r>
       <w:r>
         <w:rPr>
@@ -7756,24 +7798,24 @@
     </w:p>
     <w:p>
       <w:pPr>
-        <w:pStyle w:val="ListNumber"/>
+        <w:ind w:left="510" w:hanging="340"/>
       </w:pPr>
       <w:r>
         <w:rPr>
           <w:b w:val="0"/>
         </w:rPr>
-        <w:t>With one run the CLI prints the full report and the generalization line. With several runs it prints the variance report and then the last run in detail.</w:t>
+        <w:t>5.  With one run the CLI prints the full report and the generalization line. With several runs it prints the variance report and then the last run in detail.</w:t>
       </w:r>
     </w:p>
     <w:p>
       <w:pPr>
-        <w:pStyle w:val="ListNumber"/>
+        <w:ind w:left="510" w:hanging="340"/>
       </w:pPr>
       <w:r>
         <w:rPr>
           <w:b w:val="0"/>
         </w:rPr>
-        <w:t xml:space="preserve">If </w:t>
+        <w:t xml:space="preserve">6.  If </w:t>
       </w:r>
       <w:r>
         <w:rPr>
@@ -7791,13 +7833,13 @@
     </w:p>
     <w:p>
       <w:pPr>
-        <w:pStyle w:val="ListNumber"/>
+        <w:ind w:left="510" w:hanging="340"/>
       </w:pPr>
       <w:r>
         <w:rPr>
           <w:b w:val="0"/>
         </w:rPr>
-        <w:t xml:space="preserve">If </w:t>
+        <w:t xml:space="preserve">7.  If </w:t>
       </w:r>
       <w:r>
         <w:rPr>
@@ -8084,13 +8126,13 @@
     </w:p>
     <w:p>
       <w:pPr>
-        <w:pStyle w:val="ListNumber"/>
+        <w:ind w:left="510" w:hanging="340"/>
       </w:pPr>
       <w:r>
         <w:rPr>
           <w:b w:val="0"/>
         </w:rPr>
-        <w:t xml:space="preserve">All agent code uses </w:t>
+        <w:t xml:space="preserve">1.  All agent code uses </w:t>
       </w:r>
       <w:r>
         <w:rPr>
@@ -8173,8 +8215,14 @@
     </w:p>
     <w:p>
       <w:pPr>
-        <w:pStyle w:val="ListNumber"/>
+        <w:ind w:left="510" w:hanging="340"/>
       </w:pPr>
+      <w:r>
+        <w:rPr>
+          <w:b w:val="0"/>
+        </w:rPr>
+        <w:t xml:space="preserve">2.  </w:t>
+      </w:r>
       <w:r>
         <w:rPr>
           <w:rFonts w:ascii="Consolas" w:hAnsi="Consolas" w:eastAsia="Consolas"/>
@@ -8230,8 +8278,14 @@
     </w:p>
     <w:p>
       <w:pPr>
-        <w:pStyle w:val="ListNumber"/>
+        <w:ind w:left="510" w:hanging="340"/>
       </w:pPr>
+      <w:r>
+        <w:rPr>
+          <w:b w:val="0"/>
+        </w:rPr>
+        <w:t xml:space="preserve">3.  </w:t>
+      </w:r>
       <w:r>
         <w:rPr>
           <w:rFonts w:ascii="Consolas" w:hAnsi="Consolas" w:eastAsia="Consolas"/>
